--- a/testakten/unfallversicherung-arbeitsunfall-lagerleiter-sturz-trier/24_widerspruch_vollversion.docx
+++ b/testakten/unfallversicherung-arbeitsunfall-lagerleiter-sturz-trier/24_widerspruch_vollversion.docx
@@ -29,7 +29,7 @@
           <w:i w:val="0"/>
           <w:sz w:val="22"/>
         </w:rPr>
-        <w:t>Fachanwaelte fuer Sozialrecht</w:t>
+        <w:t>Fachanwälte für Sozialrecht</w:t>
       </w:r>
     </w:p>
     <w:p>
@@ -63,7 +63,7 @@
           <w:i w:val="0"/>
           <w:sz w:val="22"/>
         </w:rPr>
-        <w:t>An die Berufsgenossenschaft Handel und Warenlogistik, Bezirksverwaltung Trier, Aktenzeichen BGHW-2026-350118-MOELLER, per beA am 20.07.2026 uebermittelt.</w:t>
+        <w:t>An die Berufsgenossenschaft Handel und Warenlogistik, Bezirksverwaltung Trier, Aktenzeichen BGHW-2026-350118-MÖLLER, per beA am 20.07.2026 übermittelt.</w:t>
       </w:r>
     </w:p>
     <w:p>
@@ -82,7 +82,7 @@
           <w:i w:val="0"/>
           <w:sz w:val="22"/>
         </w:rPr>
-        <w:t>Namens und im Auftrag des Herrn Karsten Moeller wird gegen den Bescheid vom 18.06.2026, zugegangen am 22.06.2026, form- und fristgerecht Widerspruch eingelegt. Beantragt wird, den Bescheid aufzuheben und das Ereignis vom 03.04.2026 als Arbeitsunfall im Sinne von Paragraf 8 SGB VII anzuerkennen sowie die gesetzlich geschuldeten Leistungen, insbesondere Heilbehandlung und Verletztengeld, zu gewaehren.</w:t>
+        <w:t>Namens und im Auftrag des Herrn Karsten Möller wird gegen den Bescheid vom 18.06.2026, zugegangen am 22.06.2026, form- und fristgerecht Widerspruch eingelegt. Beantragt wird, den Bescheid aufzuheben und das Ereignis vom 03.04.2026 als Arbeitsunfall im Sinne von Paragraf 8 SGB VII anzuerkennen sowie die gesetzlich geschuldeten Leistungen, insbesondere Heilbehandlung und Verletztengeld, zu gewähren.</w:t>
       </w:r>
     </w:p>
     <w:p>
@@ -90,7 +90,7 @@
         <w:pStyle w:val="Heading2"/>
       </w:pPr>
       <w:r>
-        <w:t>2. Sachverhalt aus Sicht des Widerspruchsfuehrers</w:t>
+        <w:t>2. Sachverhalt aus Sicht des Widerspruchsführers</w:t>
       </w:r>
     </w:p>
     <w:p>
@@ -101,7 +101,7 @@
           <w:i w:val="0"/>
           <w:sz w:val="22"/>
         </w:rPr>
-        <w:t>Herr Moeller uebte bei dem Ereignis eine versicherte Taetigkeit aus, indem er eine betrieblich benoetigte, klemmende Ueberladebruecke an Rampe 4 zu sichern versuchte, um den Wareneingang eines wartenden Lastzugs zu ermoeglichen. Der Sturz erfolgte zeitlich begrenzt und wirkte von aussen auf den Koerper ein.</w:t>
+        <w:t>Herr Möller übte bei dem Ereignis eine versicherte Tätigkeit aus, indem er eine betrieblich benötigte, klemmende Überladebrücke an Rampe 4 zu sichern versuchte, um den Wareneingang eines wartenden Lastzugs zu ermöglichen. Der Sturz erfolgte zeitlich begrenzt und wirkte von außen auf den Körper ein.</w:t>
       </w:r>
     </w:p>
     <w:p>
@@ -109,7 +109,7 @@
         <w:pStyle w:val="Heading2"/>
       </w:pPr>
       <w:r>
-        <w:t>3. Beweiswuerdigung</w:t>
+        <w:t>3. Beweiswürdigung</w:t>
       </w:r>
     </w:p>
     <w:p>
@@ -128,7 +128,7 @@
           <w:i w:val="0"/>
           <w:sz w:val="22"/>
         </w:rPr>
-        <w:t>Die Zeugen Bastian Kopp und Sandra Lehnert bestaetigen unabhaengig voneinander, dass Herr Moeller sich unmittelbar nach dem Sturz zum technischen Versagen der Rampe geaeussert hat und dass die Rampe im relevanten Zeitraum wiederholt schwergaengig war.</w:t>
+        <w:t>Die Zeugen Bastian Kopp und Sandra Lehnert bestätigen unabhängig voneinander, dass Herr Möller sich unmittelbar nach dem Sturz zum technischen Versagen der Rampe geäußert hat und dass die Rampe im relevanten Zeitraum wiederholt schwergängig war.</w:t>
       </w:r>
     </w:p>
     <w:p>
@@ -147,7 +147,7 @@
           <w:i w:val="0"/>
           <w:sz w:val="22"/>
         </w:rPr>
-        <w:t>Nach dem Wartungsbuch wurde die Bruecke im Maerz 2026 mindestens dreimal als schwergaengig vermerkt, ein Reparaturtermin war fuer den 8. April 2026 bereits vereinbart. Diese Dokumentation stuetzt die Darstellung eines technischen Defekts als Ausloeser des Sturzes.</w:t>
+        <w:t>Nach dem Wartungsbuch wurde die Brücke im März 2026 mindestens dreimal als schwergängig vermerkt, ein Reparaturtermin war für den 8. April 2026 bereits vereinbart. Diese Dokumentation stützt die Darstellung eines technischen Defekts als Auslöser des Sturzes.</w:t>
       </w:r>
     </w:p>
     <w:p>
@@ -166,7 +166,7 @@
           <w:i w:val="0"/>
           <w:sz w:val="22"/>
         </w:rPr>
-        <w:t>Der zeitlich mit dem Unfallereignis zusammenfallende Ausfall der Kamera an Rampe 4 spricht nicht gegen, sondern ist neutral zu werten; er darf nicht zu Lasten des Versicherten gewuerdigt werden, da der Ausfall unstreitig technische, nicht in der Sphaere des Mandanten liegende Ursachen hatte.</w:t>
+        <w:t>Der zeitlich mit dem Unfallereignis zusammenfallende Ausfall der Kamera an Rampe 4 spricht nicht gegen, sondern ist neutral zu werten; er darf nicht zu Lasten des Versicherten gewürdigt werden, da der Ausfall unstreitig technische, nicht in der Sphäre des Mandanten liegende Ursachen hatte.</w:t>
       </w:r>
     </w:p>
     <w:p>
@@ -185,7 +185,7 @@
           <w:i w:val="0"/>
           <w:sz w:val="22"/>
         </w:rPr>
-        <w:t>Der intraoperative Befund vom 21.04.2026 dokumentiert einen frischen, blutig imbibierten Rupturrand, der nach der Einschaetzung des Operateurs eine akute traumatische Komponente auf vorbestehender degenerativer Struktur belegt. Das im MRT nachgewiesene Knochenmarkoedem am Tuberculum majus ist ein typisches Zeichen einer frischen knoechernen Belastungsreaktion.</w:t>
+        <w:t>Der intraoperative Befund vom 21.04.2026 dokumentiert einen frischen, blutig imbibierten Rupturrand, der nach der Einschätzung des Operateurs eine akute traumatische Komponente auf vorbestehender degenerativer Struktur belegt. Das im MRT nachgewiesene Knochenmarködem am Tuberculum majus ist ein typisches Zeichen einer frischen knöchernen Belastungsreaktion.</w:t>
       </w:r>
     </w:p>
     <w:p>
@@ -204,7 +204,7 @@
           <w:i w:val="0"/>
           <w:sz w:val="22"/>
         </w:rPr>
-        <w:t>Nach der Rechtsprechung des Bundessozialgerichts, unter anderem B 2 U 4/18 R, genuegt fuer den Nachweis des Unfallereignisses der Vollbeweis anhand einer Gesamtwuerdigung aller Umstaende; eine unmittelbare Beobachtung ist nicht zwingend erforderlich, wenn sich aus Indizien ein schluessiges Gesamtbild ergibt. Auch bei vorbestehendem Gesundheitsschaden genuegt es, wenn das Unfallereignis eine wesentliche Teilursache im Sinne der im Sozialrecht geltenden Kausalitaetslehre der wesentlichen Bedingung darstellt.</w:t>
+        <w:t>Nach der Rechtsprechung des Bundessozialgerichts, unter anderem B 2 U 4/18 R, genügt für den Nachweis des Unfallereignisses der Vollbeweis anhand einer Gesamtwürdigung aller Umstände; eine unmittelbare Beobachtung ist nicht zwingend erforderlich, wenn sich aus Indizien ein schlüssiges Gesamtbild ergibt. Auch bei vorbestehendem Gesundheitsschaden genügt es, wenn das Unfallereignis eine wesentliche Teilursache im Sinne der im Sozialrecht geltenden Kausalitätslehre der wesentlichen Bedingung darstellt.</w:t>
       </w:r>
     </w:p>
     <w:p>
@@ -212,7 +212,7 @@
         <w:pStyle w:val="Heading2"/>
       </w:pPr>
       <w:r>
-        <w:t>5. Beweisantraege</w:t>
+        <w:t>5. Beweisanträge</w:t>
       </w:r>
     </w:p>
     <w:p>
@@ -223,22 +223,11 @@
           <w:i w:val="0"/>
           <w:sz w:val="22"/>
         </w:rPr>
-        <w:t>Es wird beantragt, das vollstaendige Wartungsbuch Rampe 4 fuer die Monate Februar bis April 2026 beizuziehen, die Zeugen Kopp, Lehnert und Nauheim erneut unter Vorhalt der ergaenzenden Unterlagen zu befragen sowie ein unfallchirurgisches Zusammenhangsgutachten einzuholen.</w:t>
-      </w:r>
-    </w:p>
-    <w:p>
-      <w:r>
-        <w:rPr>
-          <w:rFonts w:ascii="Times New Roman" w:hAnsi="Times New Roman"/>
-          <w:b w:val="0"/>
-          <w:i w:val="0"/>
-          <w:sz w:val="22"/>
-        </w:rPr>
-        <w:t>Formathinweis: Dieses Aktenstück wird in Times New Roman, 11 pt, mit ausschließlich dezimaler Gliederung ausgegeben.</w:t>
+        <w:t>Es wird beantragt, das vollständige Wartungsbuch Rampe 4 für die Monate Februar bis April 2026 beizuziehen, die Zeugen Kopp, Lehnert und Nauheim erneut unter Vorhalt der ergänzenden Unterlagen zu befragen sowie ein unfallchirurgisches Zusammenhangsgutachten einzuholen.</w:t>
       </w:r>
     </w:p>
     <w:sectPr>
-      <w:pgSz w:w="12240" w:h="15840"/>
+      <w:pgSz w:w="11906" w:h="16838"/>
       <w:pgMar w:top="1440" w:right="1800" w:bottom="1440" w:left="1800" w:header="720" w:footer="720" w:gutter="0"/>
       <w:cols w:space="720"/>
       <w:docGrid w:linePitch="360"/>
